--- a/exports/karneler/372_SUMEYYE_TASKIN_Karne.docx
+++ b/exports/karneler/372_SUMEYYE_TASKIN_Karne.docx
@@ -27,7 +27,7 @@
           <w:color w:val="646464"/>
           <w:sz w:val="17"/>
         </w:rPr>
-        <w:t>Deneme Sınavı: 2026-2027  PARAF LGS 1 | Kurumsal Başarı ve Takip Sistemi</w:t>
+        <w:t>Deneme Sınavı: PARAF LGS 1 | Kurumsal Başarı ve Takip Sistemi</w:t>
       </w:r>
     </w:p>
     <w:tbl>
@@ -1732,6 +1732,32 @@
               <w:t>Fen Bilimleri netin: 7.67 (10 Doğru, 7 Yanlış, 3 Boş). Fen Bilimleri dersi öncelikli müdahale alanındır (7.67 Net, 7 Yanlış). Kesin Kural: Emin olmadığın soruları rastgele tahminle işaretleme; bilmediğini boş bırakmak dahi netini hemen yükseltecektir. 'Mevsimlerin Oluşumu' (%29) temel kavramlarını sıfırdan çalış. Haftalık 30 temel seviye kazanım sorusu çöz ve yapamadığın her soruyu öğretmenine sor.</w:t>
             </w:r>
           </w:p>
+          <w:p>
+            <w:pPr>
+              <w:spacing w:after="20"/>
+            </w:pPr>
+            <w:r>
+              <w:rPr>
+                <w:b/>
+                <w:color w:val="C0392B"/>
+                <w:sz w:val="15"/>
+              </w:rPr>
+              <w:t xml:space="preserve">📺 Önerilen YouTube Desteği (Temel Seviye): </w:t>
+            </w:r>
+            <w:r>
+              <w:rPr>
+                <w:b/>
+                <w:sz w:val="15"/>
+              </w:rPr>
+              <w:t xml:space="preserve">Kanal: Derslike | </w:t>
+            </w:r>
+            <w:r>
+              <w:rPr>
+                <w:sz w:val="15"/>
+              </w:rPr>
+              <w:t>Odak: Görsel ve 3D Animasyonlu Temel Anlatım. Taktik: Mevsimler ve İklim konularındaki 3D modellemeleri ve Güneş ışınlarının geliş açılarını dikkatle izle.</w:t>
+            </w:r>
+          </w:p>
         </w:tc>
       </w:tr>
     </w:tbl>
@@ -1876,7 +1902,33 @@
               <w:rPr>
                 <w:sz w:val="15"/>
               </w:rPr>
-              <w:t>Matematik netin: 2.67 (3 Doğru, 1 Yanlış, 16 Boş). Matematik dersi LGS başarında en kritik sıçrama alanındır (2.67 Net, 1 Yanlış). Öncelikle [EBOB-EKOK Problemleri, Üslü İfadeler Temel Kuralları] konularındaki temel kazanım kavrama testlerini çöz. Haftalık 40 temel-orta düzey soru kotası koy ve yanlış defteri tut.</w:t>
+              <w:t xml:space="preserve">Matematik netin: 2.67 (3 Doğru, 1 Yanlış, 16 Boş). Matematik dersi LGS başarında en kritik sıçrama alanındır (2.67 Net, 1 Yanlış). Öncelikle [EBOB-EKOK Problemleri, Üslü İfadeler Temel Kuralları] konularındaki temel kazanım kavrama testlerini çöz. </w:t>
+            </w:r>
+          </w:p>
+          <w:p>
+            <w:pPr>
+              <w:spacing w:after="20"/>
+            </w:pPr>
+            <w:r>
+              <w:rPr>
+                <w:b/>
+                <w:color w:val="C0392B"/>
+                <w:sz w:val="15"/>
+              </w:rPr>
+              <w:t xml:space="preserve">📺 Önerilen YouTube Desteği (Temel Seviye): </w:t>
+            </w:r>
+            <w:r>
+              <w:rPr>
+                <w:b/>
+                <w:sz w:val="15"/>
+              </w:rPr>
+              <w:t xml:space="preserve">Kanal: Partikül Matematik | </w:t>
+            </w:r>
+            <w:r>
+              <w:rPr>
+                <w:sz w:val="15"/>
+              </w:rPr>
+              <w:t>Odak: Temel Kavramlar &amp; Adım Adım Konu Anlatımı. Taktik: Videoyu durdurarak hocayla birlikte işlem yap; temel soru tiplerini not alıp kavrama testlerine geç.</w:t>
             </w:r>
           </w:p>
         </w:tc>
@@ -2007,6 +2059,32 @@
               <w:t>Türkçe branş netin: 10.67 (12 Doğru, 4 Yanlış, 4 Boş). Ortalama üstü bir performans olmakla birlikte 4 yanlış başarı payını törpülemiş. Öncelikli olarak sıfır çektiğin [Hikâyenin Unsurları - 5N 1K, Öznel ve Nesnel Anlatımlı Cümleler] konularındaki kavram ve kuralları tekrar et. Günde 20 paragraf sorusu çöz; iki şık arasında kaldığında işaretleme yapmayıp boş bırak.</w:t>
             </w:r>
           </w:p>
+          <w:p>
+            <w:pPr>
+              <w:spacing w:after="20"/>
+            </w:pPr>
+            <w:r>
+              <w:rPr>
+                <w:b/>
+                <w:color w:val="C0392B"/>
+                <w:sz w:val="15"/>
+              </w:rPr>
+              <w:t xml:space="preserve">📺 Önerilen YouTube Desteği (Orta Seviye): </w:t>
+            </w:r>
+            <w:r>
+              <w:rPr>
+                <w:b/>
+                <w:sz w:val="15"/>
+              </w:rPr>
+              <w:t xml:space="preserve">Kanal: Hız Yayınları - Ebubekir Hoca | </w:t>
+            </w:r>
+            <w:r>
+              <w:rPr>
+                <w:sz w:val="15"/>
+              </w:rPr>
+              <w:t>Odak: Paragraf Taktikleri &amp; Çeldirici Eleme. Taktik: Paragraf sorularında hocanın anahtar kelimeleri ve metin kanıtlarını nasıl çizdiğine dikkat et.</w:t>
+            </w:r>
+          </w:p>
         </w:tc>
       </w:tr>
     </w:tbl>
@@ -2133,6 +2211,32 @@
                 <w:sz w:val="15"/>
               </w:rPr>
               <w:t>İnkılap Tarihi netin: 5.33 (6 Doğru, 2 Yanlış, 2 Boş). Hedeflenen seviyenin altında kalındı (5.33 Net). Pekiştirilmesi gereken [Mustafa Kemal'in Öğrenim Hayatı (%33), Uyanan Avrupa ve Sarsılan Osmanlı (%67), Mustafa Kemal'in Askerlik Hayatı (%67)] konularında kronoloji tablosu çıkar. Sorularda 'Yalnızca bu bilgiye göre' köklerine dikkat et; metne sadık kal. Haftalık 25 soru çöz.</w:t>
+            </w:r>
+          </w:p>
+          <w:p>
+            <w:pPr>
+              <w:spacing w:after="20"/>
+            </w:pPr>
+            <w:r>
+              <w:rPr>
+                <w:b/>
+                <w:color w:val="C0392B"/>
+                <w:sz w:val="15"/>
+              </w:rPr>
+              <w:t xml:space="preserve">📺 Önerilen YouTube Desteği (Orta Seviye): </w:t>
+            </w:r>
+            <w:r>
+              <w:rPr>
+                <w:b/>
+                <w:sz w:val="15"/>
+              </w:rPr>
+              <w:t xml:space="preserve">Kanal: Sosyal Kale | </w:t>
+            </w:r>
+            <w:r>
+              <w:rPr>
+                <w:sz w:val="15"/>
+              </w:rPr>
+              <w:t>Odak: Soru Çözüm Taktikleri &amp; Neden-Sonuç İlişkisi. Taktik: 'Yalnızca bu bilgiye göre' tarzı sorularda metin dışına çıkmama kuralını pekiştir.</w:t>
             </w:r>
           </w:p>
         </w:tc>
@@ -2282,6 +2386,32 @@
               <w:t>Din Kültürü netin: 0.33 (1 Doğru, 2 Yanlış, 7 Boş). Din Kültürü netin (0.33) potansiyelinin altında. Sıfır çektiğin [Kader ve Kaza İnancı, Kader Kavramları (Ömür, Ecel, Rızık, Tevekkül), Ayet el-Kürsi ve Anlamı, Hz. Musa (A.S.) ve Mücadelesi] konusunu mutlaka tekrar et. Kavram karmaşası yaşanan [İnsanın İradesi ve Kader (%50)] alanlarına odaklan. Ömür, ecel, rızık, tevekkül, cüzi/külli irade kavramlarını sözlük kartlarına yazıp ezberle. Ayet-el Kürsi ana fikrine ve yasalara çalış.</w:t>
             </w:r>
           </w:p>
+          <w:p>
+            <w:pPr>
+              <w:spacing w:after="20"/>
+            </w:pPr>
+            <w:r>
+              <w:rPr>
+                <w:b/>
+                <w:color w:val="C0392B"/>
+                <w:sz w:val="15"/>
+              </w:rPr>
+              <w:t xml:space="preserve">📺 Önerilen YouTube Desteği (Temel Seviye): </w:t>
+            </w:r>
+            <w:r>
+              <w:rPr>
+                <w:b/>
+                <w:sz w:val="15"/>
+              </w:rPr>
+              <w:t xml:space="preserve">Kanal: Cebrail Hocam | </w:t>
+            </w:r>
+            <w:r>
+              <w:rPr>
+                <w:sz w:val="15"/>
+              </w:rPr>
+              <w:t>Odak: Kaza-Kader Temel Kavramları &amp; Ayet Mealleri. Taktik: Ömür, ecel, rızık, tevekkül ve yasalar konusunu hocanın kavram tablolarından tekrar et.</w:t>
+            </w:r>
+          </w:p>
         </w:tc>
       </w:tr>
     </w:tbl>
@@ -2408,6 +2538,32 @@
                 <w:sz w:val="15"/>
               </w:rPr>
               <w:t>İngilizce branş netin: 6.67 (7 Doğru, 1 Yanlış, 2 Boş). İngilizce branşında 6.67 net ile hedefin gerisinde kalındı. Pekiştirilmesi gereken [Basit Sorular Sorma (Simple Inquiries) (%50), Kişisel Özellikler / Sıfatlar (Qualities) (%33)] kalıplarını çalış. Davet etme (Would you like...), kabul/ret ve mazeret kalıplarını ve Friendship sıfatlarını her gün 5 kelime kartıyla çalış. Rastgele işaretleme yapma.</w:t>
+            </w:r>
+          </w:p>
+          <w:p>
+            <w:pPr>
+              <w:spacing w:after="20"/>
+            </w:pPr>
+            <w:r>
+              <w:rPr>
+                <w:b/>
+                <w:color w:val="C0392B"/>
+                <w:sz w:val="15"/>
+              </w:rPr>
+              <w:t xml:space="preserve">📺 Önerilen YouTube Desteği (Orta Seviye): </w:t>
+            </w:r>
+            <w:r>
+              <w:rPr>
+                <w:b/>
+                <w:sz w:val="15"/>
+              </w:rPr>
+              <w:t xml:space="preserve">Kanal: Dilek Demirel | </w:t>
+            </w:r>
+            <w:r>
+              <w:rPr>
+                <w:sz w:val="15"/>
+              </w:rPr>
+              <w:t>Odak: Diyalog Tamamlama &amp; Soru Çözüm Metotları. Taktik: Davet, kabul, ret ve mazeret cümlelerini diyalog içi bağlamıyla öğren.</w:t>
             </w:r>
           </w:p>
         </w:tc>

--- a/exports/karneler/372_SUMEYYE_TASKIN_Karne.docx
+++ b/exports/karneler/372_SUMEYYE_TASKIN_Karne.docx
@@ -2076,7 +2076,7 @@
                 <w:b/>
                 <w:sz w:val="15"/>
               </w:rPr>
-              <w:t xml:space="preserve">Kanal: Hız Yayınları - Ebubekir Hoca | </w:t>
+              <w:t xml:space="preserve">Kanal: Hız Yayınları veya Ebubekir Hoca ile Türkçe | </w:t>
             </w:r>
             <w:r>
               <w:rPr>

--- a/exports/karneler/372_SUMEYYE_TASKIN_Karne.docx
+++ b/exports/karneler/372_SUMEYYE_TASKIN_Karne.docx
@@ -27,7 +27,7 @@
           <w:color w:val="646464"/>
           <w:sz w:val="17"/>
         </w:rPr>
-        <w:t>Deneme Sınavı: PARAF LGS 1 | Kurumsal Başarı ve Takip Sistemi</w:t>
+        <w:t>Deneme Sınavı: 2026-2027  NARTEST LGS 1 | Kurumsal Başarı ve Takip Sistemi</w:t>
       </w:r>
     </w:p>
     <w:tbl>
@@ -169,7 +169,7 @@
               <w:rPr>
                 <w:sz w:val="16"/>
               </w:rPr>
-              <w:t>33.34 Net / 292.17 Puan</w:t>
+              <w:t>35.00 Net / 290.63 Puan</w:t>
             </w:r>
           </w:p>
         </w:tc>
@@ -209,7 +209,7 @@
               <w:rPr>
                 <w:sz w:val="16"/>
               </w:rPr>
-              <w:t>Sınıf: 14/27 | Okul: 57/110 | TG: 7857 (Dilim: %75.87)</w:t>
+              <w:t>Sınıf: 22 / 28 | Okul: 39 / 56 | TG: 2568 (Dilim: %84.25)</w:t>
             </w:r>
           </w:p>
         </w:tc>
@@ -483,7 +483,7 @@
               <w:rPr>
                 <w:sz w:val="15"/>
               </w:rPr>
-              <w:t>12</w:t>
+              <w:t>14</w:t>
             </w:r>
           </w:p>
         </w:tc>
@@ -505,7 +505,7 @@
               <w:rPr>
                 <w:sz w:val="15"/>
               </w:rPr>
-              <w:t>4</w:t>
+              <w:t>5</w:t>
             </w:r>
           </w:p>
         </w:tc>
@@ -527,7 +527,7 @@
               <w:rPr>
                 <w:sz w:val="15"/>
               </w:rPr>
-              <w:t>4</w:t>
+              <w:t>1</w:t>
             </w:r>
           </w:p>
         </w:tc>
@@ -549,7 +549,7 @@
               <w:rPr>
                 <w:sz w:val="15"/>
               </w:rPr>
-              <w:t>10.67</w:t>
+              <w:t>12.33</w:t>
             </w:r>
           </w:p>
         </w:tc>
@@ -571,7 +571,7 @@
               <w:rPr>
                 <w:sz w:val="15"/>
               </w:rPr>
-              <w:t>%53.3</w:t>
+              <w:t>%61.7</w:t>
             </w:r>
           </w:p>
         </w:tc>
@@ -639,7 +639,7 @@
               <w:rPr>
                 <w:sz w:val="15"/>
               </w:rPr>
-              <w:t>6</w:t>
+              <w:t>7</w:t>
             </w:r>
           </w:p>
         </w:tc>
@@ -683,7 +683,7 @@
               <w:rPr>
                 <w:sz w:val="15"/>
               </w:rPr>
-              <w:t>2</w:t>
+              <w:t>1</w:t>
             </w:r>
           </w:p>
         </w:tc>
@@ -705,7 +705,7 @@
               <w:rPr>
                 <w:sz w:val="15"/>
               </w:rPr>
-              <w:t>5.33</w:t>
+              <w:t>6.33</w:t>
             </w:r>
           </w:p>
         </w:tc>
@@ -727,7 +727,7 @@
               <w:rPr>
                 <w:sz w:val="15"/>
               </w:rPr>
-              <w:t>%53.3</w:t>
+              <w:t>%63.3</w:t>
             </w:r>
           </w:p>
         </w:tc>
@@ -795,6 +795,50 @@
               <w:rPr>
                 <w:sz w:val="15"/>
               </w:rPr>
+              <w:t>5</w:t>
+            </w:r>
+          </w:p>
+        </w:tc>
+        <w:tc>
+          <w:tcPr>
+            <w:tcW w:type="dxa" w:w="1543"/>
+            <w:tcMar>
+              <w:top w:w="20" w:type="dxa"/>
+              <w:bottom w:w="20" w:type="dxa"/>
+              <w:left w:w="35" w:type="dxa"/>
+              <w:right w:w="35" w:type="dxa"/>
+            </w:tcMar>
+          </w:tcPr>
+          <w:p>
+            <w:pPr>
+              <w:jc w:val="center"/>
+            </w:pPr>
+            <w:r>
+              <w:rPr>
+                <w:sz w:val="15"/>
+              </w:rPr>
+              <w:t>4</w:t>
+            </w:r>
+          </w:p>
+        </w:tc>
+        <w:tc>
+          <w:tcPr>
+            <w:tcW w:type="dxa" w:w="1543"/>
+            <w:tcMar>
+              <w:top w:w="20" w:type="dxa"/>
+              <w:bottom w:w="20" w:type="dxa"/>
+              <w:left w:w="35" w:type="dxa"/>
+              <w:right w:w="35" w:type="dxa"/>
+            </w:tcMar>
+          </w:tcPr>
+          <w:p>
+            <w:pPr>
+              <w:jc w:val="center"/>
+            </w:pPr>
+            <w:r>
+              <w:rPr>
+                <w:sz w:val="15"/>
+              </w:rPr>
               <w:t>1</w:t>
             </w:r>
           </w:p>
@@ -817,7 +861,7 @@
               <w:rPr>
                 <w:sz w:val="15"/>
               </w:rPr>
-              <w:t>2</w:t>
+              <w:t>3.67</w:t>
             </w:r>
           </w:p>
         </w:tc>
@@ -839,51 +883,7 @@
               <w:rPr>
                 <w:sz w:val="15"/>
               </w:rPr>
-              <w:t>7</w:t>
-            </w:r>
-          </w:p>
-        </w:tc>
-        <w:tc>
-          <w:tcPr>
-            <w:tcW w:type="dxa" w:w="1543"/>
-            <w:tcMar>
-              <w:top w:w="20" w:type="dxa"/>
-              <w:bottom w:w="20" w:type="dxa"/>
-              <w:left w:w="35" w:type="dxa"/>
-              <w:right w:w="35" w:type="dxa"/>
-            </w:tcMar>
-          </w:tcPr>
-          <w:p>
-            <w:pPr>
-              <w:jc w:val="center"/>
-            </w:pPr>
-            <w:r>
-              <w:rPr>
-                <w:sz w:val="15"/>
-              </w:rPr>
-              <w:t>0.33</w:t>
-            </w:r>
-          </w:p>
-        </w:tc>
-        <w:tc>
-          <w:tcPr>
-            <w:tcW w:type="dxa" w:w="1543"/>
-            <w:tcMar>
-              <w:top w:w="20" w:type="dxa"/>
-              <w:bottom w:w="20" w:type="dxa"/>
-              <w:left w:w="35" w:type="dxa"/>
-              <w:right w:w="35" w:type="dxa"/>
-            </w:tcMar>
-          </w:tcPr>
-          <w:p>
-            <w:pPr>
-              <w:jc w:val="center"/>
-            </w:pPr>
-            <w:r>
-              <w:rPr>
-                <w:sz w:val="15"/>
-              </w:rPr>
-              <w:t>%3.3</w:t>
+              <w:t>%36.7</w:t>
             </w:r>
           </w:p>
         </w:tc>
@@ -1129,7 +1129,7 @@
               <w:rPr>
                 <w:sz w:val="15"/>
               </w:rPr>
-              <w:t>1</w:t>
+              <w:t>2</w:t>
             </w:r>
           </w:p>
         </w:tc>
@@ -1151,7 +1151,7 @@
               <w:rPr>
                 <w:sz w:val="15"/>
               </w:rPr>
-              <w:t>16</w:t>
+              <w:t>15</w:t>
             </w:r>
           </w:p>
         </w:tc>
@@ -1173,7 +1173,7 @@
               <w:rPr>
                 <w:sz w:val="15"/>
               </w:rPr>
-              <w:t>2.67</w:t>
+              <w:t>2.33</w:t>
             </w:r>
           </w:p>
         </w:tc>
@@ -1195,7 +1195,7 @@
               <w:rPr>
                 <w:sz w:val="15"/>
               </w:rPr>
-              <w:t>%13.4</w:t>
+              <w:t>%11.7</w:t>
             </w:r>
           </w:p>
         </w:tc>
@@ -1263,7 +1263,7 @@
               <w:rPr>
                 <w:sz w:val="15"/>
               </w:rPr>
-              <w:t>10</w:t>
+              <w:t>6</w:t>
             </w:r>
           </w:p>
         </w:tc>
@@ -1307,7 +1307,7 @@
               <w:rPr>
                 <w:sz w:val="15"/>
               </w:rPr>
-              <w:t>3</w:t>
+              <w:t>7</w:t>
             </w:r>
           </w:p>
         </w:tc>
@@ -1329,7 +1329,7 @@
               <w:rPr>
                 <w:sz w:val="15"/>
               </w:rPr>
-              <w:t>7.67</w:t>
+              <w:t>3.67</w:t>
             </w:r>
           </w:p>
         </w:tc>
@@ -1351,7 +1351,7 @@
               <w:rPr>
                 <w:sz w:val="15"/>
               </w:rPr>
-              <w:t>%38.4</w:t>
+              <w:t>%18.4</w:t>
             </w:r>
           </w:p>
         </w:tc>
@@ -1425,7 +1425,7 @@
                 <w:b/>
                 <w:sz w:val="15"/>
               </w:rPr>
-              <w:t>39</w:t>
+              <w:t>42</w:t>
             </w:r>
           </w:p>
         </w:tc>
@@ -1449,7 +1449,7 @@
                 <w:b/>
                 <w:sz w:val="15"/>
               </w:rPr>
-              <w:t>17</w:t>
+              <w:t>21</w:t>
             </w:r>
           </w:p>
         </w:tc>
@@ -1473,7 +1473,7 @@
                 <w:b/>
                 <w:sz w:val="15"/>
               </w:rPr>
-              <w:t>34</w:t>
+              <w:t>27</w:t>
             </w:r>
           </w:p>
         </w:tc>
@@ -1497,7 +1497,7 @@
                 <w:b/>
                 <w:sz w:val="15"/>
               </w:rPr>
-              <w:t>33.34</w:t>
+              <w:t>35.00</w:t>
             </w:r>
           </w:p>
         </w:tc>
@@ -1521,7 +1521,629 @@
                 <w:b/>
                 <w:sz w:val="15"/>
               </w:rPr>
-              <w:t>%37.0</w:t>
+              <w:t>%38.9</w:t>
+            </w:r>
+          </w:p>
+        </w:tc>
+      </w:tr>
+    </w:tbl>
+    <w:p>
+      <w:pPr>
+        <w:spacing w:before="80" w:after="40"/>
+      </w:pPr>
+      <w:r>
+        <w:rPr>
+          <w:b/>
+          <w:color w:val="1F497D"/>
+          <w:sz w:val="18"/>
+        </w:rPr>
+        <w:t>1. DENEMELER ARASI GELİŞİM VE AKADEMİK DEĞİŞİM ANALİZİ (PARAF 1 ➔ NARTEST 1)</w:t>
+      </w:r>
+    </w:p>
+    <w:tbl>
+      <w:tblPr>
+        <w:tblW w:type="auto" w:w="0"/>
+        <w:jc w:val="center"/>
+        <w:tblLook w:firstColumn="1" w:firstRow="1" w:lastColumn="0" w:lastRow="0" w:noHBand="0" w:noVBand="1" w:val="04A0"/>
+        <w:tblBorders>
+          <w:top w:val="single" w:sz="4" w:space="0" w:color="B0C4DE"/>
+          <w:left w:val="single" w:sz="4" w:space="0" w:color="B0C4DE"/>
+          <w:bottom w:val="single" w:sz="4" w:space="0" w:color="B0C4DE"/>
+          <w:right w:val="single" w:sz="4" w:space="0" w:color="B0C4DE"/>
+          <w:insideH w:val="single" w:sz="4" w:space="0" w:color="B0C4DE"/>
+          <w:insideV w:val="single" w:sz="4" w:space="0" w:color="B0C4DE"/>
+        </w:tblBorders>
+      </w:tblPr>
+      <w:tblGrid>
+        <w:gridCol w:w="2160"/>
+        <w:gridCol w:w="2160"/>
+        <w:gridCol w:w="2160"/>
+        <w:gridCol w:w="2160"/>
+        <w:gridCol w:w="2160"/>
+      </w:tblGrid>
+      <w:tr>
+        <w:tc>
+          <w:tcPr>
+            <w:tcW w:type="dxa" w:w="2160"/>
+            <w:shd w:fill="1F497D"/>
+            <w:tcMar>
+              <w:top w:w="25" w:type="dxa"/>
+              <w:bottom w:w="25" w:type="dxa"/>
+              <w:left w:w="35" w:type="dxa"/>
+              <w:right w:w="35" w:type="dxa"/>
+            </w:tcMar>
+          </w:tcPr>
+          <w:p>
+            <w:pPr>
+              <w:jc w:val="left"/>
+            </w:pPr>
+            <w:r>
+              <w:rPr>
+                <w:b/>
+                <w:color w:val="FFFFFF"/>
+                <w:sz w:val="15"/>
+              </w:rPr>
+              <w:t>Değerlendirme Kriteri</w:t>
+            </w:r>
+          </w:p>
+        </w:tc>
+        <w:tc>
+          <w:tcPr>
+            <w:tcW w:type="dxa" w:w="2160"/>
+            <w:shd w:fill="1F497D"/>
+            <w:tcMar>
+              <w:top w:w="25" w:type="dxa"/>
+              <w:bottom w:w="25" w:type="dxa"/>
+              <w:left w:w="35" w:type="dxa"/>
+              <w:right w:w="35" w:type="dxa"/>
+            </w:tcMar>
+          </w:tcPr>
+          <w:p>
+            <w:pPr>
+              <w:jc w:val="center"/>
+            </w:pPr>
+            <w:r>
+              <w:rPr>
+                <w:b/>
+                <w:color w:val="FFFFFF"/>
+                <w:sz w:val="15"/>
+              </w:rPr>
+              <w:t>1. Deneme (PARAF)</w:t>
+            </w:r>
+          </w:p>
+        </w:tc>
+        <w:tc>
+          <w:tcPr>
+            <w:tcW w:type="dxa" w:w="2160"/>
+            <w:shd w:fill="1F497D"/>
+            <w:tcMar>
+              <w:top w:w="25" w:type="dxa"/>
+              <w:bottom w:w="25" w:type="dxa"/>
+              <w:left w:w="35" w:type="dxa"/>
+              <w:right w:w="35" w:type="dxa"/>
+            </w:tcMar>
+          </w:tcPr>
+          <w:p>
+            <w:pPr>
+              <w:jc w:val="center"/>
+            </w:pPr>
+            <w:r>
+              <w:rPr>
+                <w:b/>
+                <w:color w:val="FFFFFF"/>
+                <w:sz w:val="15"/>
+              </w:rPr>
+              <w:t>2. Deneme (NARTEST)</w:t>
+            </w:r>
+          </w:p>
+        </w:tc>
+        <w:tc>
+          <w:tcPr>
+            <w:tcW w:type="dxa" w:w="2160"/>
+            <w:shd w:fill="1F497D"/>
+            <w:tcMar>
+              <w:top w:w="25" w:type="dxa"/>
+              <w:bottom w:w="25" w:type="dxa"/>
+              <w:left w:w="35" w:type="dxa"/>
+              <w:right w:w="35" w:type="dxa"/>
+            </w:tcMar>
+          </w:tcPr>
+          <w:p>
+            <w:pPr>
+              <w:jc w:val="center"/>
+            </w:pPr>
+            <w:r>
+              <w:rPr>
+                <w:b/>
+                <w:color w:val="FFFFFF"/>
+                <w:sz w:val="15"/>
+              </w:rPr>
+              <w:t>Sınavlar Arası Fark</w:t>
+            </w:r>
+          </w:p>
+        </w:tc>
+        <w:tc>
+          <w:tcPr>
+            <w:tcW w:type="dxa" w:w="2160"/>
+            <w:shd w:fill="1F497D"/>
+            <w:tcMar>
+              <w:top w:w="25" w:type="dxa"/>
+              <w:bottom w:w="25" w:type="dxa"/>
+              <w:left w:w="35" w:type="dxa"/>
+              <w:right w:w="35" w:type="dxa"/>
+            </w:tcMar>
+          </w:tcPr>
+          <w:p>
+            <w:pPr>
+              <w:jc w:val="center"/>
+            </w:pPr>
+            <w:r>
+              <w:rPr>
+                <w:b/>
+                <w:color w:val="FFFFFF"/>
+                <w:sz w:val="15"/>
+              </w:rPr>
+              <w:t>Gelişim Durumu</w:t>
+            </w:r>
+          </w:p>
+        </w:tc>
+      </w:tr>
+      <w:tr>
+        <w:tc>
+          <w:tcPr>
+            <w:tcW w:type="dxa" w:w="2160"/>
+            <w:tcMar>
+              <w:top w:w="20" w:type="dxa"/>
+              <w:bottom w:w="20" w:type="dxa"/>
+              <w:left w:w="35" w:type="dxa"/>
+              <w:right w:w="35" w:type="dxa"/>
+            </w:tcMar>
+            <w:shd w:fill="F0F4F8"/>
+          </w:tcPr>
+          <w:p>
+            <w:pPr>
+              <w:jc w:val="left"/>
+            </w:pPr>
+            <w:r>
+              <w:rPr>
+                <w:sz w:val="15"/>
+              </w:rPr>
+              <w:t>Toplam Net</w:t>
+            </w:r>
+          </w:p>
+        </w:tc>
+        <w:tc>
+          <w:tcPr>
+            <w:tcW w:type="dxa" w:w="2160"/>
+            <w:tcMar>
+              <w:top w:w="20" w:type="dxa"/>
+              <w:bottom w:w="20" w:type="dxa"/>
+              <w:left w:w="35" w:type="dxa"/>
+              <w:right w:w="35" w:type="dxa"/>
+            </w:tcMar>
+            <w:shd w:fill="F0F4F8"/>
+          </w:tcPr>
+          <w:p>
+            <w:pPr>
+              <w:jc w:val="center"/>
+            </w:pPr>
+            <w:r>
+              <w:rPr>
+                <w:sz w:val="15"/>
+              </w:rPr>
+              <w:t>33.34 Net</w:t>
+            </w:r>
+          </w:p>
+        </w:tc>
+        <w:tc>
+          <w:tcPr>
+            <w:tcW w:type="dxa" w:w="2160"/>
+            <w:tcMar>
+              <w:top w:w="20" w:type="dxa"/>
+              <w:bottom w:w="20" w:type="dxa"/>
+              <w:left w:w="35" w:type="dxa"/>
+              <w:right w:w="35" w:type="dxa"/>
+            </w:tcMar>
+            <w:shd w:fill="F0F4F8"/>
+          </w:tcPr>
+          <w:p>
+            <w:pPr>
+              <w:jc w:val="center"/>
+            </w:pPr>
+            <w:r>
+              <w:rPr>
+                <w:sz w:val="15"/>
+              </w:rPr>
+              <w:t>35.00 Net</w:t>
+            </w:r>
+          </w:p>
+        </w:tc>
+        <w:tc>
+          <w:tcPr>
+            <w:tcW w:type="dxa" w:w="2160"/>
+            <w:tcMar>
+              <w:top w:w="20" w:type="dxa"/>
+              <w:bottom w:w="20" w:type="dxa"/>
+              <w:left w:w="35" w:type="dxa"/>
+              <w:right w:w="35" w:type="dxa"/>
+            </w:tcMar>
+            <w:shd w:fill="E8F8F5"/>
+          </w:tcPr>
+          <w:p>
+            <w:pPr>
+              <w:jc w:val="center"/>
+            </w:pPr>
+            <w:r>
+              <w:rPr>
+                <w:b/>
+                <w:sz w:val="15"/>
+              </w:rPr>
+              <w:t>+1.66 Net</w:t>
+            </w:r>
+          </w:p>
+        </w:tc>
+        <w:tc>
+          <w:tcPr>
+            <w:tcW w:type="dxa" w:w="2160"/>
+            <w:tcMar>
+              <w:top w:w="20" w:type="dxa"/>
+              <w:bottom w:w="20" w:type="dxa"/>
+              <w:left w:w="35" w:type="dxa"/>
+              <w:right w:w="35" w:type="dxa"/>
+            </w:tcMar>
+            <w:shd w:fill="F0F4F8"/>
+          </w:tcPr>
+          <w:p>
+            <w:pPr>
+              <w:jc w:val="center"/>
+            </w:pPr>
+            <w:r>
+              <w:rPr>
+                <w:sz w:val="15"/>
+              </w:rPr>
+              <w:t>📈 İstikrarlı Artış</w:t>
+            </w:r>
+          </w:p>
+        </w:tc>
+      </w:tr>
+      <w:tr>
+        <w:tc>
+          <w:tcPr>
+            <w:tcW w:type="dxa" w:w="2160"/>
+            <w:tcMar>
+              <w:top w:w="20" w:type="dxa"/>
+              <w:bottom w:w="20" w:type="dxa"/>
+              <w:left w:w="35" w:type="dxa"/>
+              <w:right w:w="35" w:type="dxa"/>
+            </w:tcMar>
+          </w:tcPr>
+          <w:p>
+            <w:pPr>
+              <w:jc w:val="left"/>
+            </w:pPr>
+            <w:r>
+              <w:rPr>
+                <w:sz w:val="15"/>
+              </w:rPr>
+              <w:t>LGS Puanı</w:t>
+            </w:r>
+          </w:p>
+        </w:tc>
+        <w:tc>
+          <w:tcPr>
+            <w:tcW w:type="dxa" w:w="2160"/>
+            <w:tcMar>
+              <w:top w:w="20" w:type="dxa"/>
+              <w:bottom w:w="20" w:type="dxa"/>
+              <w:left w:w="35" w:type="dxa"/>
+              <w:right w:w="35" w:type="dxa"/>
+            </w:tcMar>
+          </w:tcPr>
+          <w:p>
+            <w:pPr>
+              <w:jc w:val="center"/>
+            </w:pPr>
+            <w:r>
+              <w:rPr>
+                <w:sz w:val="15"/>
+              </w:rPr>
+              <w:t>292.17 Puan</w:t>
+            </w:r>
+          </w:p>
+        </w:tc>
+        <w:tc>
+          <w:tcPr>
+            <w:tcW w:type="dxa" w:w="2160"/>
+            <w:tcMar>
+              <w:top w:w="20" w:type="dxa"/>
+              <w:bottom w:w="20" w:type="dxa"/>
+              <w:left w:w="35" w:type="dxa"/>
+              <w:right w:w="35" w:type="dxa"/>
+            </w:tcMar>
+          </w:tcPr>
+          <w:p>
+            <w:pPr>
+              <w:jc w:val="center"/>
+            </w:pPr>
+            <w:r>
+              <w:rPr>
+                <w:sz w:val="15"/>
+              </w:rPr>
+              <w:t>290.63 Puan</w:t>
+            </w:r>
+          </w:p>
+        </w:tc>
+        <w:tc>
+          <w:tcPr>
+            <w:tcW w:type="dxa" w:w="2160"/>
+            <w:tcMar>
+              <w:top w:w="20" w:type="dxa"/>
+              <w:bottom w:w="20" w:type="dxa"/>
+              <w:left w:w="35" w:type="dxa"/>
+              <w:right w:w="35" w:type="dxa"/>
+            </w:tcMar>
+            <w:shd w:fill="FDEDEC"/>
+          </w:tcPr>
+          <w:p>
+            <w:pPr>
+              <w:jc w:val="center"/>
+            </w:pPr>
+            <w:r>
+              <w:rPr>
+                <w:b/>
+                <w:sz w:val="15"/>
+              </w:rPr>
+              <w:t>-1.54 Puan</w:t>
+            </w:r>
+          </w:p>
+        </w:tc>
+        <w:tc>
+          <w:tcPr>
+            <w:tcW w:type="dxa" w:w="2160"/>
+            <w:tcMar>
+              <w:top w:w="20" w:type="dxa"/>
+              <w:bottom w:w="20" w:type="dxa"/>
+              <w:left w:w="35" w:type="dxa"/>
+              <w:right w:w="35" w:type="dxa"/>
+            </w:tcMar>
+          </w:tcPr>
+          <w:p>
+            <w:pPr>
+              <w:jc w:val="center"/>
+            </w:pPr>
+            <w:r>
+              <w:rPr>
+                <w:sz w:val="15"/>
+              </w:rPr>
+              <w:t>Puan Kaybı</w:t>
+            </w:r>
+          </w:p>
+        </w:tc>
+      </w:tr>
+      <w:tr>
+        <w:tc>
+          <w:tcPr>
+            <w:tcW w:type="dxa" w:w="2160"/>
+            <w:tcMar>
+              <w:top w:w="20" w:type="dxa"/>
+              <w:bottom w:w="20" w:type="dxa"/>
+              <w:left w:w="35" w:type="dxa"/>
+              <w:right w:w="35" w:type="dxa"/>
+            </w:tcMar>
+          </w:tcPr>
+          <w:p>
+            <w:pPr>
+              <w:jc w:val="left"/>
+            </w:pPr>
+            <w:r>
+              <w:rPr>
+                <w:sz w:val="15"/>
+              </w:rPr>
+              <w:t>Sınıf Derecesi</w:t>
+            </w:r>
+          </w:p>
+        </w:tc>
+        <w:tc>
+          <w:tcPr>
+            <w:tcW w:type="dxa" w:w="2160"/>
+            <w:tcMar>
+              <w:top w:w="20" w:type="dxa"/>
+              <w:bottom w:w="20" w:type="dxa"/>
+              <w:left w:w="35" w:type="dxa"/>
+              <w:right w:w="35" w:type="dxa"/>
+            </w:tcMar>
+          </w:tcPr>
+          <w:p>
+            <w:pPr>
+              <w:jc w:val="center"/>
+            </w:pPr>
+            <w:r>
+              <w:rPr>
+                <w:sz w:val="15"/>
+              </w:rPr>
+              <w:t>14. Sıra / 27</w:t>
+            </w:r>
+          </w:p>
+        </w:tc>
+        <w:tc>
+          <w:tcPr>
+            <w:tcW w:type="dxa" w:w="2160"/>
+            <w:tcMar>
+              <w:top w:w="20" w:type="dxa"/>
+              <w:bottom w:w="20" w:type="dxa"/>
+              <w:left w:w="35" w:type="dxa"/>
+              <w:right w:w="35" w:type="dxa"/>
+            </w:tcMar>
+          </w:tcPr>
+          <w:p>
+            <w:pPr>
+              <w:jc w:val="center"/>
+            </w:pPr>
+            <w:r>
+              <w:rPr>
+                <w:sz w:val="15"/>
+              </w:rPr>
+              <w:t>22. Sıra / 28</w:t>
+            </w:r>
+          </w:p>
+        </w:tc>
+        <w:tc>
+          <w:tcPr>
+            <w:tcW w:type="dxa" w:w="2160"/>
+            <w:tcMar>
+              <w:top w:w="20" w:type="dxa"/>
+              <w:bottom w:w="20" w:type="dxa"/>
+              <w:left w:w="35" w:type="dxa"/>
+              <w:right w:w="35" w:type="dxa"/>
+            </w:tcMar>
+            <w:shd w:fill="FDEDEC"/>
+          </w:tcPr>
+          <w:p>
+            <w:pPr>
+              <w:jc w:val="center"/>
+            </w:pPr>
+            <w:r>
+              <w:rPr>
+                <w:b/>
+                <w:sz w:val="15"/>
+              </w:rPr>
+              <w:t>-8 Sıra Geriledi</w:t>
+            </w:r>
+          </w:p>
+        </w:tc>
+        <w:tc>
+          <w:tcPr>
+            <w:tcW w:type="dxa" w:w="2160"/>
+            <w:tcMar>
+              <w:top w:w="20" w:type="dxa"/>
+              <w:bottom w:w="20" w:type="dxa"/>
+              <w:left w:w="35" w:type="dxa"/>
+              <w:right w:w="35" w:type="dxa"/>
+            </w:tcMar>
+          </w:tcPr>
+          <w:p>
+            <w:pPr>
+              <w:jc w:val="center"/>
+            </w:pPr>
+            <w:r>
+              <w:rPr>
+                <w:sz w:val="15"/>
+              </w:rPr>
+              <w:t>Sınıf İçi Başarı</w:t>
+            </w:r>
+          </w:p>
+        </w:tc>
+      </w:tr>
+      <w:tr>
+        <w:tc>
+          <w:tcPr>
+            <w:tcW w:type="dxa" w:w="2160"/>
+            <w:tcMar>
+              <w:top w:w="20" w:type="dxa"/>
+              <w:bottom w:w="20" w:type="dxa"/>
+              <w:left w:w="35" w:type="dxa"/>
+              <w:right w:w="35" w:type="dxa"/>
+            </w:tcMar>
+          </w:tcPr>
+          <w:p>
+            <w:pPr>
+              <w:jc w:val="left"/>
+            </w:pPr>
+            <w:r>
+              <w:rPr>
+                <w:sz w:val="15"/>
+              </w:rPr>
+              <w:t>Okul Derecesi</w:t>
+            </w:r>
+          </w:p>
+        </w:tc>
+        <w:tc>
+          <w:tcPr>
+            <w:tcW w:type="dxa" w:w="2160"/>
+            <w:tcMar>
+              <w:top w:w="20" w:type="dxa"/>
+              <w:bottom w:w="20" w:type="dxa"/>
+              <w:left w:w="35" w:type="dxa"/>
+              <w:right w:w="35" w:type="dxa"/>
+            </w:tcMar>
+          </w:tcPr>
+          <w:p>
+            <w:pPr>
+              <w:jc w:val="center"/>
+            </w:pPr>
+            <w:r>
+              <w:rPr>
+                <w:sz w:val="15"/>
+              </w:rPr>
+              <w:t>57. Sıra / 110</w:t>
+            </w:r>
+          </w:p>
+        </w:tc>
+        <w:tc>
+          <w:tcPr>
+            <w:tcW w:type="dxa" w:w="2160"/>
+            <w:tcMar>
+              <w:top w:w="20" w:type="dxa"/>
+              <w:bottom w:w="20" w:type="dxa"/>
+              <w:left w:w="35" w:type="dxa"/>
+              <w:right w:w="35" w:type="dxa"/>
+            </w:tcMar>
+          </w:tcPr>
+          <w:p>
+            <w:pPr>
+              <w:jc w:val="center"/>
+            </w:pPr>
+            <w:r>
+              <w:rPr>
+                <w:sz w:val="15"/>
+              </w:rPr>
+              <w:t>39. Sıra / 56</w:t>
+            </w:r>
+          </w:p>
+        </w:tc>
+        <w:tc>
+          <w:tcPr>
+            <w:tcW w:type="dxa" w:w="2160"/>
+            <w:tcMar>
+              <w:top w:w="20" w:type="dxa"/>
+              <w:bottom w:w="20" w:type="dxa"/>
+              <w:left w:w="35" w:type="dxa"/>
+              <w:right w:w="35" w:type="dxa"/>
+            </w:tcMar>
+            <w:shd w:fill="E8F8F5"/>
+          </w:tcPr>
+          <w:p>
+            <w:pPr>
+              <w:jc w:val="center"/>
+            </w:pPr>
+            <w:r>
+              <w:rPr>
+                <w:b/>
+                <w:sz w:val="15"/>
+              </w:rPr>
+              <w:t>+18 Sıra Yükseldi</w:t>
+            </w:r>
+          </w:p>
+        </w:tc>
+        <w:tc>
+          <w:tcPr>
+            <w:tcW w:type="dxa" w:w="2160"/>
+            <w:tcMar>
+              <w:top w:w="20" w:type="dxa"/>
+              <w:bottom w:w="20" w:type="dxa"/>
+              <w:left w:w="35" w:type="dxa"/>
+              <w:right w:w="35" w:type="dxa"/>
+            </w:tcMar>
+          </w:tcPr>
+          <w:p>
+            <w:pPr>
+              <w:jc w:val="center"/>
+            </w:pPr>
+            <w:r>
+              <w:rPr>
+                <w:sz w:val="15"/>
+              </w:rPr>
+              <w:t>Okul İçi Başarı</w:t>
             </w:r>
           </w:p>
         </w:tc>
@@ -1535,9 +2157,568 @@
         <w:rPr>
           <w:b/>
           <w:color w:val="006666"/>
+          <w:sz w:val="16"/>
+        </w:rPr>
+        <w:t>Branş Bazlı Net Değişim Tablosu:</w:t>
+      </w:r>
+    </w:p>
+    <w:tbl>
+      <w:tblPr>
+        <w:tblW w:type="auto" w:w="0"/>
+        <w:jc w:val="center"/>
+        <w:tblLook w:firstColumn="1" w:firstRow="1" w:lastColumn="0" w:lastRow="0" w:noHBand="0" w:noVBand="1" w:val="04A0"/>
+        <w:tblBorders>
+          <w:top w:val="single" w:sz="4" w:space="0" w:color="B0C4DE"/>
+          <w:left w:val="single" w:sz="4" w:space="0" w:color="B0C4DE"/>
+          <w:bottom w:val="single" w:sz="4" w:space="0" w:color="B0C4DE"/>
+          <w:right w:val="single" w:sz="4" w:space="0" w:color="B0C4DE"/>
+          <w:insideH w:val="single" w:sz="4" w:space="0" w:color="B0C4DE"/>
+          <w:insideV w:val="single" w:sz="4" w:space="0" w:color="B0C4DE"/>
+        </w:tblBorders>
+      </w:tblPr>
+      <w:tblGrid>
+        <w:gridCol w:w="1543"/>
+        <w:gridCol w:w="1543"/>
+        <w:gridCol w:w="1543"/>
+        <w:gridCol w:w="1543"/>
+        <w:gridCol w:w="1543"/>
+        <w:gridCol w:w="1543"/>
+        <w:gridCol w:w="1543"/>
+      </w:tblGrid>
+      <w:tr>
+        <w:tc>
+          <w:tcPr>
+            <w:tcW w:type="dxa" w:w="1543"/>
+            <w:shd w:fill="1F497D"/>
+            <w:tcMar>
+              <w:top w:w="20" w:type="dxa"/>
+              <w:bottom w:w="20" w:type="dxa"/>
+              <w:left w:w="30" w:type="dxa"/>
+              <w:right w:w="30" w:type="dxa"/>
+            </w:tcMar>
+          </w:tcPr>
+          <w:p>
+            <w:pPr>
+              <w:jc w:val="center"/>
+            </w:pPr>
+            <w:r>
+              <w:rPr>
+                <w:b/>
+                <w:color w:val="FFFFFF"/>
+                <w:sz w:val="15"/>
+              </w:rPr>
+              <w:t>Deneme Sınavı</w:t>
+            </w:r>
+          </w:p>
+        </w:tc>
+        <w:tc>
+          <w:tcPr>
+            <w:tcW w:type="dxa" w:w="1543"/>
+            <w:shd w:fill="1F497D"/>
+            <w:tcMar>
+              <w:top w:w="20" w:type="dxa"/>
+              <w:bottom w:w="20" w:type="dxa"/>
+              <w:left w:w="30" w:type="dxa"/>
+              <w:right w:w="30" w:type="dxa"/>
+            </w:tcMar>
+          </w:tcPr>
+          <w:p>
+            <w:pPr>
+              <w:jc w:val="center"/>
+            </w:pPr>
+            <w:r>
+              <w:rPr>
+                <w:b/>
+                <w:color w:val="FFFFFF"/>
+                <w:sz w:val="15"/>
+              </w:rPr>
+              <w:t>Türkçe</w:t>
+            </w:r>
+          </w:p>
+        </w:tc>
+        <w:tc>
+          <w:tcPr>
+            <w:tcW w:type="dxa" w:w="1543"/>
+            <w:shd w:fill="1F497D"/>
+            <w:tcMar>
+              <w:top w:w="20" w:type="dxa"/>
+              <w:bottom w:w="20" w:type="dxa"/>
+              <w:left w:w="30" w:type="dxa"/>
+              <w:right w:w="30" w:type="dxa"/>
+            </w:tcMar>
+          </w:tcPr>
+          <w:p>
+            <w:pPr>
+              <w:jc w:val="center"/>
+            </w:pPr>
+            <w:r>
+              <w:rPr>
+                <w:b/>
+                <w:color w:val="FFFFFF"/>
+                <w:sz w:val="15"/>
+              </w:rPr>
+              <w:t>İnkılap</w:t>
+            </w:r>
+          </w:p>
+        </w:tc>
+        <w:tc>
+          <w:tcPr>
+            <w:tcW w:type="dxa" w:w="1543"/>
+            <w:shd w:fill="1F497D"/>
+            <w:tcMar>
+              <w:top w:w="20" w:type="dxa"/>
+              <w:bottom w:w="20" w:type="dxa"/>
+              <w:left w:w="30" w:type="dxa"/>
+              <w:right w:w="30" w:type="dxa"/>
+            </w:tcMar>
+          </w:tcPr>
+          <w:p>
+            <w:pPr>
+              <w:jc w:val="center"/>
+            </w:pPr>
+            <w:r>
+              <w:rPr>
+                <w:b/>
+                <w:color w:val="FFFFFF"/>
+                <w:sz w:val="15"/>
+              </w:rPr>
+              <w:t>Din Kül.</w:t>
+            </w:r>
+          </w:p>
+        </w:tc>
+        <w:tc>
+          <w:tcPr>
+            <w:tcW w:type="dxa" w:w="1543"/>
+            <w:shd w:fill="1F497D"/>
+            <w:tcMar>
+              <w:top w:w="20" w:type="dxa"/>
+              <w:bottom w:w="20" w:type="dxa"/>
+              <w:left w:w="30" w:type="dxa"/>
+              <w:right w:w="30" w:type="dxa"/>
+            </w:tcMar>
+          </w:tcPr>
+          <w:p>
+            <w:pPr>
+              <w:jc w:val="center"/>
+            </w:pPr>
+            <w:r>
+              <w:rPr>
+                <w:b/>
+                <w:color w:val="FFFFFF"/>
+                <w:sz w:val="15"/>
+              </w:rPr>
+              <w:t>İngilizce</w:t>
+            </w:r>
+          </w:p>
+        </w:tc>
+        <w:tc>
+          <w:tcPr>
+            <w:tcW w:type="dxa" w:w="1543"/>
+            <w:shd w:fill="1F497D"/>
+            <w:tcMar>
+              <w:top w:w="20" w:type="dxa"/>
+              <w:bottom w:w="20" w:type="dxa"/>
+              <w:left w:w="30" w:type="dxa"/>
+              <w:right w:w="30" w:type="dxa"/>
+            </w:tcMar>
+          </w:tcPr>
+          <w:p>
+            <w:pPr>
+              <w:jc w:val="center"/>
+            </w:pPr>
+            <w:r>
+              <w:rPr>
+                <w:b/>
+                <w:color w:val="FFFFFF"/>
+                <w:sz w:val="15"/>
+              </w:rPr>
+              <w:t>Matematik</w:t>
+            </w:r>
+          </w:p>
+        </w:tc>
+        <w:tc>
+          <w:tcPr>
+            <w:tcW w:type="dxa" w:w="1543"/>
+            <w:shd w:fill="1F497D"/>
+            <w:tcMar>
+              <w:top w:w="20" w:type="dxa"/>
+              <w:bottom w:w="20" w:type="dxa"/>
+              <w:left w:w="30" w:type="dxa"/>
+              <w:right w:w="30" w:type="dxa"/>
+            </w:tcMar>
+          </w:tcPr>
+          <w:p>
+            <w:pPr>
+              <w:jc w:val="center"/>
+            </w:pPr>
+            <w:r>
+              <w:rPr>
+                <w:b/>
+                <w:color w:val="FFFFFF"/>
+                <w:sz w:val="15"/>
+              </w:rPr>
+              <w:t>Fen Bil.</w:t>
+            </w:r>
+          </w:p>
+        </w:tc>
+      </w:tr>
+      <w:tr>
+        <w:tc>
+          <w:tcPr>
+            <w:tcW w:type="dxa" w:w="1543"/>
+            <w:tcMar>
+              <w:top w:w="15" w:type="dxa"/>
+              <w:bottom w:w="15" w:type="dxa"/>
+              <w:left w:w="25" w:type="dxa"/>
+              <w:right w:w="25" w:type="dxa"/>
+            </w:tcMar>
+          </w:tcPr>
+          <w:p>
+            <w:pPr>
+              <w:jc w:val="center"/>
+            </w:pPr>
+            <w:r>
+              <w:rPr>
+                <w:sz w:val="15"/>
+              </w:rPr>
+              <w:t>1. PARAF LGS 1</w:t>
+            </w:r>
+          </w:p>
+        </w:tc>
+        <w:tc>
+          <w:tcPr>
+            <w:tcW w:type="dxa" w:w="1543"/>
+            <w:tcMar>
+              <w:top w:w="15" w:type="dxa"/>
+              <w:bottom w:w="15" w:type="dxa"/>
+              <w:left w:w="25" w:type="dxa"/>
+              <w:right w:w="25" w:type="dxa"/>
+            </w:tcMar>
+          </w:tcPr>
+          <w:p>
+            <w:pPr>
+              <w:jc w:val="center"/>
+            </w:pPr>
+            <w:r>
+              <w:rPr>
+                <w:sz w:val="15"/>
+              </w:rPr>
+              <w:t>10.67</w:t>
+            </w:r>
+          </w:p>
+        </w:tc>
+        <w:tc>
+          <w:tcPr>
+            <w:tcW w:type="dxa" w:w="1543"/>
+            <w:tcMar>
+              <w:top w:w="15" w:type="dxa"/>
+              <w:bottom w:w="15" w:type="dxa"/>
+              <w:left w:w="25" w:type="dxa"/>
+              <w:right w:w="25" w:type="dxa"/>
+            </w:tcMar>
+          </w:tcPr>
+          <w:p>
+            <w:pPr>
+              <w:jc w:val="center"/>
+            </w:pPr>
+            <w:r>
+              <w:rPr>
+                <w:sz w:val="15"/>
+              </w:rPr>
+              <w:t>5.33</w:t>
+            </w:r>
+          </w:p>
+        </w:tc>
+        <w:tc>
+          <w:tcPr>
+            <w:tcW w:type="dxa" w:w="1543"/>
+            <w:tcMar>
+              <w:top w:w="15" w:type="dxa"/>
+              <w:bottom w:w="15" w:type="dxa"/>
+              <w:left w:w="25" w:type="dxa"/>
+              <w:right w:w="25" w:type="dxa"/>
+            </w:tcMar>
+          </w:tcPr>
+          <w:p>
+            <w:pPr>
+              <w:jc w:val="center"/>
+            </w:pPr>
+            <w:r>
+              <w:rPr>
+                <w:sz w:val="15"/>
+              </w:rPr>
+              <w:t>0.33</w:t>
+            </w:r>
+          </w:p>
+        </w:tc>
+        <w:tc>
+          <w:tcPr>
+            <w:tcW w:type="dxa" w:w="1543"/>
+            <w:tcMar>
+              <w:top w:w="15" w:type="dxa"/>
+              <w:bottom w:w="15" w:type="dxa"/>
+              <w:left w:w="25" w:type="dxa"/>
+              <w:right w:w="25" w:type="dxa"/>
+            </w:tcMar>
+          </w:tcPr>
+          <w:p>
+            <w:pPr>
+              <w:jc w:val="center"/>
+            </w:pPr>
+            <w:r>
+              <w:rPr>
+                <w:sz w:val="15"/>
+              </w:rPr>
+              <w:t>6.67</w:t>
+            </w:r>
+          </w:p>
+        </w:tc>
+        <w:tc>
+          <w:tcPr>
+            <w:tcW w:type="dxa" w:w="1543"/>
+            <w:tcMar>
+              <w:top w:w="15" w:type="dxa"/>
+              <w:bottom w:w="15" w:type="dxa"/>
+              <w:left w:w="25" w:type="dxa"/>
+              <w:right w:w="25" w:type="dxa"/>
+            </w:tcMar>
+          </w:tcPr>
+          <w:p>
+            <w:pPr>
+              <w:jc w:val="center"/>
+            </w:pPr>
+            <w:r>
+              <w:rPr>
+                <w:sz w:val="15"/>
+              </w:rPr>
+              <w:t>2.67</w:t>
+            </w:r>
+          </w:p>
+        </w:tc>
+        <w:tc>
+          <w:tcPr>
+            <w:tcW w:type="dxa" w:w="1543"/>
+            <w:tcMar>
+              <w:top w:w="15" w:type="dxa"/>
+              <w:bottom w:w="15" w:type="dxa"/>
+              <w:left w:w="25" w:type="dxa"/>
+              <w:right w:w="25" w:type="dxa"/>
+            </w:tcMar>
+          </w:tcPr>
+          <w:p>
+            <w:pPr>
+              <w:jc w:val="center"/>
+            </w:pPr>
+            <w:r>
+              <w:rPr>
+                <w:sz w:val="15"/>
+              </w:rPr>
+              <w:t>7.67</w:t>
+            </w:r>
+          </w:p>
+        </w:tc>
+      </w:tr>
+      <w:tr>
+        <w:tc>
+          <w:tcPr>
+            <w:tcW w:type="dxa" w:w="1543"/>
+            <w:tcMar>
+              <w:top w:w="15" w:type="dxa"/>
+              <w:bottom w:w="15" w:type="dxa"/>
+              <w:left w:w="25" w:type="dxa"/>
+              <w:right w:w="25" w:type="dxa"/>
+            </w:tcMar>
+          </w:tcPr>
+          <w:p>
+            <w:pPr>
+              <w:jc w:val="center"/>
+            </w:pPr>
+            <w:r>
+              <w:rPr>
+                <w:b/>
+                <w:sz w:val="15"/>
+              </w:rPr>
+              <w:t>Net Farkı (+/-)</w:t>
+            </w:r>
+          </w:p>
+        </w:tc>
+        <w:tc>
+          <w:tcPr>
+            <w:tcW w:type="dxa" w:w="1543"/>
+            <w:tcMar>
+              <w:top w:w="15" w:type="dxa"/>
+              <w:bottom w:w="15" w:type="dxa"/>
+              <w:left w:w="25" w:type="dxa"/>
+              <w:right w:w="25" w:type="dxa"/>
+            </w:tcMar>
+            <w:shd w:fill="E8F8F5"/>
+          </w:tcPr>
+          <w:p>
+            <w:pPr>
+              <w:jc w:val="center"/>
+            </w:pPr>
+            <w:r>
+              <w:rPr>
+                <w:b/>
+                <w:sz w:val="15"/>
+              </w:rPr>
+              <w:t>+1.66</w:t>
+            </w:r>
+          </w:p>
+        </w:tc>
+        <w:tc>
+          <w:tcPr>
+            <w:tcW w:type="dxa" w:w="1543"/>
+            <w:tcMar>
+              <w:top w:w="15" w:type="dxa"/>
+              <w:bottom w:w="15" w:type="dxa"/>
+              <w:left w:w="25" w:type="dxa"/>
+              <w:right w:w="25" w:type="dxa"/>
+            </w:tcMar>
+            <w:shd w:fill="E8F8F5"/>
+          </w:tcPr>
+          <w:p>
+            <w:pPr>
+              <w:jc w:val="center"/>
+            </w:pPr>
+            <w:r>
+              <w:rPr>
+                <w:b/>
+                <w:sz w:val="15"/>
+              </w:rPr>
+              <w:t>+1.00</w:t>
+            </w:r>
+          </w:p>
+        </w:tc>
+        <w:tc>
+          <w:tcPr>
+            <w:tcW w:type="dxa" w:w="1543"/>
+            <w:tcMar>
+              <w:top w:w="15" w:type="dxa"/>
+              <w:bottom w:w="15" w:type="dxa"/>
+              <w:left w:w="25" w:type="dxa"/>
+              <w:right w:w="25" w:type="dxa"/>
+            </w:tcMar>
+            <w:shd w:fill="E8F8F5"/>
+          </w:tcPr>
+          <w:p>
+            <w:pPr>
+              <w:jc w:val="center"/>
+            </w:pPr>
+            <w:r>
+              <w:rPr>
+                <w:b/>
+                <w:sz w:val="15"/>
+              </w:rPr>
+              <w:t>+3.34</w:t>
+            </w:r>
+          </w:p>
+        </w:tc>
+        <w:tc>
+          <w:tcPr>
+            <w:tcW w:type="dxa" w:w="1543"/>
+            <w:tcMar>
+              <w:top w:w="15" w:type="dxa"/>
+              <w:bottom w:w="15" w:type="dxa"/>
+              <w:left w:w="25" w:type="dxa"/>
+              <w:right w:w="25" w:type="dxa"/>
+            </w:tcMar>
+          </w:tcPr>
+          <w:p>
+            <w:pPr>
+              <w:jc w:val="center"/>
+            </w:pPr>
+            <w:r>
+              <w:rPr>
+                <w:b/>
+                <w:sz w:val="15"/>
+              </w:rPr>
+              <w:t>+0.00</w:t>
+            </w:r>
+          </w:p>
+        </w:tc>
+        <w:tc>
+          <w:tcPr>
+            <w:tcW w:type="dxa" w:w="1543"/>
+            <w:tcMar>
+              <w:top w:w="15" w:type="dxa"/>
+              <w:bottom w:w="15" w:type="dxa"/>
+              <w:left w:w="25" w:type="dxa"/>
+              <w:right w:w="25" w:type="dxa"/>
+            </w:tcMar>
+            <w:shd w:fill="FDEDEC"/>
+          </w:tcPr>
+          <w:p>
+            <w:pPr>
+              <w:jc w:val="center"/>
+            </w:pPr>
+            <w:r>
+              <w:rPr>
+                <w:b/>
+                <w:sz w:val="15"/>
+              </w:rPr>
+              <w:t>-0.34</w:t>
+            </w:r>
+          </w:p>
+        </w:tc>
+        <w:tc>
+          <w:tcPr>
+            <w:tcW w:type="dxa" w:w="1543"/>
+            <w:tcMar>
+              <w:top w:w="15" w:type="dxa"/>
+              <w:bottom w:w="15" w:type="dxa"/>
+              <w:left w:w="25" w:type="dxa"/>
+              <w:right w:w="25" w:type="dxa"/>
+            </w:tcMar>
+            <w:shd w:fill="FDEDEC"/>
+          </w:tcPr>
+          <w:p>
+            <w:pPr>
+              <w:jc w:val="center"/>
+            </w:pPr>
+            <w:r>
+              <w:rPr>
+                <w:b/>
+                <w:sz w:val="15"/>
+              </w:rPr>
+              <w:t>-4.00</w:t>
+            </w:r>
+          </w:p>
+        </w:tc>
+      </w:tr>
+    </w:tbl>
+    <w:p>
+      <w:pPr>
+        <w:spacing w:before="40" w:after="40"/>
+      </w:pPr>
+      <w:r>
+        <w:rPr>
+          <w:b/>
+          <w:color w:val="0E6655"/>
+          <w:sz w:val="16"/>
+        </w:rPr>
+        <w:t xml:space="preserve">⭐ En Yüksek Artış: Din Kültürü (+3.34 Net)  |  </w:t>
+      </w:r>
+      <w:r>
+        <w:rPr>
+          <w:b/>
+          <w:color w:val="B41414"/>
+          <w:sz w:val="16"/>
+        </w:rPr>
+        <w:t>⚠️ Takip / Müdahale Alanı: Fen Bilimleri (-4.00 Net)</w:t>
+      </w:r>
+    </w:p>
+    <w:p>
+      <w:pPr>
+        <w:spacing w:before="60" w:after="20"/>
+      </w:pPr>
+      <w:r>
+        <w:rPr>
+          <w:b/>
+          <w:color w:val="006666"/>
           <w:sz w:val="18"/>
         </w:rPr>
-        <w:t>1. GENEL KAZANIM BAŞARI VE EKSİK ENVANTERİ</w:t>
+        <w:t>2. GENEL KAZANIM BAŞARI VE EKSİK ENVANTERİ</w:t>
       </w:r>
     </w:p>
     <w:p>
@@ -1557,7 +2738,7 @@
           <w:color w:val="B41414"/>
           <w:sz w:val="16"/>
         </w:rPr>
-        <w:t>Türkçe: Hikâyenin Unsurları - 5N 1K, Türkçe: Öznel ve Nesnel Anlatımlı Cümleler, Türkçe: FİİLİMSİLER, Türkçe: Sebep-Sonuç, Amaç-Sonuç Cümleleri, Türkçe: Soru-Cevap, Türkçe: Büyük Harflerin Kullanıldığı Yerler, Türkçe: Metin Tamamlama-Metin Oluşturma, Din Kültürü: 1. Kader ve Kaza İnancı, Din Kültürü: 3. Kaderle İlgili Kavramlar, Din Kültürü: 5. Bir Ayet Tanıyorum: Ayet El- Kürsi ve Anlamı, Din Kültürü: 4. Bir Peygamber Tanıyorum: Hz. Musa (A.S.), Matematik: İki Doğal Sayının En Büyük Ortak Bölenini (Ebob) ve En Küçük Ortak Katını (Ekok) Hesaplar, İlgili Problemleri Çözer., Matematik: Üslü İfadelerle İlgili Temel Kuralları Anlar, Birbirine Denk İfadeler Oluşturur., Matematik: Verilen İki Doğal Sayının Aralarında Asal Olup Olmadığını Belirler.</w:t>
+        <w:t>Türkçe: Paragrafta Konu ve Başlık, Türkçe: Söz Sanatları, İngilizce: The Internet, Matematik: Çarpanlar ve Katlar, Matematik: Ebob-Ekok Problemleri, Fen Bilimleri: DNA ve Genetik Kod, Fen Bilimleri: DNA ve Yapısı, Fen Bilimleri: DNA'nı Eşlenmesi</w:t>
       </w:r>
     </w:p>
     <w:p>
@@ -1576,7 +2757,7 @@
         <w:rPr>
           <w:sz w:val="16"/>
         </w:rPr>
-        <w:t>İnkılap Tarihi: Mavi Gözlü Çocuk: Mustafa (%33), İngilizce: Some Qualities of a True Friend (%33), Fen Bilimleri: Mevsimlerin Oluşumu (%29)</w:t>
+        <w:t>Türkçe: Fiilimsilerin İşlevi (%33), İnkılap Tarihi: 20. Yüzyıl Başlarında Osmanlı (%33), Din Kültürü: Kaza Ve Kader (%40), Matematik: Üslü İfadeler (%33), Fen Bilimleri: İklim ve Hava Olayları (%20)</w:t>
       </w:r>
     </w:p>
     <w:p>
@@ -1596,7 +2777,7 @@
           <w:color w:val="0E6655"/>
           <w:sz w:val="16"/>
         </w:rPr>
-        <w:t>15 adet kazanımda %100 tam başarı sağlandı.</w:t>
+        <w:t>11 adet kazanımda %100 tam başarı sağlandı.</w:t>
       </w:r>
     </w:p>
     <w:p>
@@ -1609,7 +2790,7 @@
           <w:color w:val="1F497D"/>
           <w:sz w:val="18"/>
         </w:rPr>
-        <w:t>2. TÜM DERSLER İÇİN KİŞİSELLEŞTİRİLMİŞ BRANŞ GELİŞİM REÇETELERİ</w:t>
+        <w:t>3. TÜM DERSLER İÇİN KİŞİSELLEŞTİRİLMİŞ BRANŞ GELİŞİM REÇETELERİ</w:t>
       </w:r>
     </w:p>
     <w:tbl>
@@ -1659,7 +2840,7 @@
                 <w:color w:val="3C3C3C"/>
                 <w:sz w:val="15"/>
               </w:rPr>
-              <w:t>[Net: 7.67 | D: 10 | Y: 7 | B: 3 | Başarı: %38.4]</w:t>
+              <w:t>[Net: 3.67 | D: 6 | Y: 7 | B: 7 | Başarı: %18.4]</w:t>
             </w:r>
           </w:p>
         </w:tc>
@@ -1691,7 +2872,26 @@
               <w:rPr>
                 <w:sz w:val="15"/>
               </w:rPr>
-              <w:t>Mevsimlerin Oluşumu: %28.6 | İklim ve Hava Hareketleri: %100.0</w:t>
+              <w:t>Mevsimlerin Oluşumu: %50.0 | DNA ve Genetik Kod: %0.0 | İklim ve Hava Olayları: %20.0 | DNA ve Yapısı: %0.0 | DNA'nı Eşlenmesi: %0.0</w:t>
+            </w:r>
+          </w:p>
+          <w:p>
+            <w:pPr>
+              <w:spacing w:after="20"/>
+            </w:pPr>
+            <w:r>
+              <w:rPr>
+                <w:b/>
+                <w:color w:val="B41414"/>
+                <w:sz w:val="15"/>
+              </w:rPr>
+              <w:t xml:space="preserve">🔴 Sıfır Çekilen Kazanımlar (%0): </w:t>
+            </w:r>
+            <w:r>
+              <w:rPr>
+                <w:sz w:val="15"/>
+              </w:rPr>
+              <w:t>DNA ve Genetik Kod, DNA ve Yapısı, DNA'nı Eşlenmesi</w:t>
             </w:r>
           </w:p>
           <w:p>
@@ -1710,7 +2910,7 @@
               <w:rPr>
                 <w:sz w:val="15"/>
               </w:rPr>
-              <w:t>Mevsimlerin Oluşumu (%29)</w:t>
+              <w:t>Mevsimlerin Oluşumu (%50), İklim ve Hava Olayları (%20)</w:t>
             </w:r>
           </w:p>
           <w:p>
@@ -1729,7 +2929,7 @@
               <w:rPr>
                 <w:sz w:val="15"/>
               </w:rPr>
-              <w:t>Fen Bilimleri netin: 7.67 (10 Doğru, 7 Yanlış, 3 Boş). Fen Bilimleri dersi öncelikli müdahale alanındır (7.67 Net, 7 Yanlış). Kesin Kural: Emin olmadığın soruları rastgele tahminle işaretleme; bilmediğini boş bırakmak dahi netini hemen yükseltecektir. 'Mevsimlerin Oluşumu' (%29) temel kavramlarını sıfırdan çalış. Haftalık 30 temel seviye kazanım sorusu çöz ve yapamadığın her soruyu öğretmenine sor.</w:t>
+              <w:t>Fen Bilimleri netin: 3.67 (6 Doğru, 7 Yanlış, 7 Boş). Fen Bilimleri dersi öncelikli müdahale alanındır (3.67 Net, 7 Yanlış). Kesin Kural: Emin olmadığın soruları rastgele tahminle işaretleme; bilmediğini boş bırakmak dahi netini hemen yükseltecektir. 'İklim ve Hava Hareketleri' (%20) hava olayları kavram haritasını çıkar. Haftalık 30 temel seviye kazanım sorusu çöz ve yapamadığın her soruyu öğretmenine sor.</w:t>
             </w:r>
           </w:p>
           <w:p>
@@ -1813,7 +3013,7 @@
                 <w:color w:val="3C3C3C"/>
                 <w:sz w:val="15"/>
               </w:rPr>
-              <w:t>[Net: 2.67 | D: 3 | Y: 1 | B: 16 | Başarı: %13.4]</w:t>
+              <w:t>[Net: 2.33 | D: 3 | Y: 2 | B: 15 | Başarı: %11.7]</w:t>
             </w:r>
           </w:p>
         </w:tc>
@@ -1845,7 +3045,7 @@
               <w:rPr>
                 <w:sz w:val="15"/>
               </w:rPr>
-              <w:t>Çarpanlar ve Katlar / Asal Çarpanlar: %50 | EBOB-EKOK Problemleri: %0 | Üslü İfadeler Temel Kuralları: %0 | Aralarında Asal Sayılar: %0 | Tam Sayı Kuvvetleri (Negatif Üs): %50</w:t>
+              <w:t>Çarpanlar ve Katlar: %0 | Ebob-Ekok Problemleri: %0 | Üslü İfadeler: %33</w:t>
             </w:r>
           </w:p>
           <w:p>
@@ -1864,7 +3064,7 @@
               <w:rPr>
                 <w:sz w:val="15"/>
               </w:rPr>
-              <w:t>EBOB-EKOK Problemleri, Üslü İfadeler Temel Kuralları, Aralarında Asal Sayılar</w:t>
+              <w:t>Çarpanlar ve Katlar, Ebob-Ekok Problemleri</w:t>
             </w:r>
           </w:p>
           <w:p>
@@ -1883,7 +3083,7 @@
               <w:rPr>
                 <w:sz w:val="15"/>
               </w:rPr>
-              <w:t>Çarpanlar ve Katlar / Asal Çarpanlar (%50), Tam Sayı Kuvvetleri (Negatif Üs) (%50)</w:t>
+              <w:t>Üslü İfadeler (%33)</w:t>
             </w:r>
           </w:p>
           <w:p>
@@ -1902,7 +3102,7 @@
               <w:rPr>
                 <w:sz w:val="15"/>
               </w:rPr>
-              <w:t xml:space="preserve">Matematik netin: 2.67 (3 Doğru, 1 Yanlış, 16 Boş). Matematik dersi LGS başarında en kritik sıçrama alanındır (2.67 Net, 1 Yanlış). Öncelikle [EBOB-EKOK Problemleri, Üslü İfadeler Temel Kuralları] konularındaki temel kazanım kavrama testlerini çöz. </w:t>
+              <w:t xml:space="preserve">Matematik netin: 2.33 (3 Doğru, 2 Yanlış, 15 Boş). Matematik dersi LGS başarında en kritik sıçrama alanındır (2.33 Net, 2 Yanlış). Öncelikle [Çarpanlar ve Katlar, Ebob-Ekok Problemleri] konularındaki temel kazanım kavrama testlerini çöz. </w:t>
             </w:r>
           </w:p>
           <w:p>
@@ -1986,7 +3186,7 @@
                 <w:color w:val="3C3C3C"/>
                 <w:sz w:val="15"/>
               </w:rPr>
-              <w:t>[Net: 10.67 | D: 12 | Y: 4 | B: 4 | Başarı: %53.3]</w:t>
+              <w:t>[Net: 12.33 | D: 14 | Y: 5 | B: 1 | Başarı: %61.7]</w:t>
             </w:r>
           </w:p>
         </w:tc>
@@ -2018,7 +3218,7 @@
               <w:rPr>
                 <w:sz w:val="15"/>
               </w:rPr>
-              <w:t>9/16 Tam Başarı | Gelişim Alanları: Hikâyenin Unsurları - 5N 1K: %0 | Öznel ve Nesnel Anlatımlı Cümleler: %0 | FİİLİMSİLER: %0 | Sebep-Sonuç, Amaç-Sonuç Cümleleri: %0</w:t>
+              <w:t>6/16 Tam Başarı | Gelişim Alanları: Sözcükte Anlam: %75 | Paragrafta Konu ve Başlık: %0 | Grafik ve Tablo Okuma: %50 | Fiilimsilerin İşlevi: %33</w:t>
             </w:r>
           </w:p>
           <w:p>
@@ -2037,7 +3237,26 @@
               <w:rPr>
                 <w:sz w:val="15"/>
               </w:rPr>
-              <w:t>Hikâyenin Unsurları - 5N 1K, Öznel ve Nesnel Anlatımlı Cümleler, FİİLİMSİLER, Sebep-Sonuç, Amaç-Sonuç Cümleleri, Soru-Cevap, Büyük Harflerin Kullanıldığı Yerler, Metin Tamamlama-Metin Oluşturma</w:t>
+              <w:t>Paragrafta Konu ve Başlık, Söz Sanatları</w:t>
+            </w:r>
+          </w:p>
+          <w:p>
+            <w:pPr>
+              <w:spacing w:after="20"/>
+            </w:pPr>
+            <w:r>
+              <w:rPr>
+                <w:b/>
+                <w:color w:val="B46400"/>
+                <w:sz w:val="15"/>
+              </w:rPr>
+              <w:t xml:space="preserve">🟡 Pekiştirilecek Kazanımlar (&lt;%100): </w:t>
+            </w:r>
+            <w:r>
+              <w:rPr>
+                <w:sz w:val="15"/>
+              </w:rPr>
+              <w:t>Sözcükte Anlam (%75), Grafik ve Tablo Okuma (%50), Fiilimsilerin İşlevi (%33)</w:t>
             </w:r>
           </w:p>
           <w:p>
@@ -2056,7 +3275,7 @@
               <w:rPr>
                 <w:sz w:val="15"/>
               </w:rPr>
-              <w:t>Türkçe branş netin: 10.67 (12 Doğru, 4 Yanlış, 4 Boş). Ortalama üstü bir performans olmakla birlikte 4 yanlış başarı payını törpülemiş. Öncelikli olarak sıfır çektiğin [Hikâyenin Unsurları - 5N 1K, Öznel ve Nesnel Anlatımlı Cümleler] konularındaki kavram ve kuralları tekrar et. Günde 20 paragraf sorusu çöz; iki şık arasında kaldığında işaretleme yapmayıp boş bırak.</w:t>
+              <w:t>Türkçe branş netin: 12.33 (14 Doğru, 5 Yanlış, 1 Boş). Ortalama üstü bir performans olmakla birlikte 5 yanlış başarı payını törpülemiş. Öncelikli olarak sıfır çektiğin [Paragrafta Konu ve Başlık, Söz Sanatları] konularındaki kavram ve kuralları tekrar et. Kısmi kayıp yaşadığın [Sözcükte Anlam (%75), Grafik ve Tablo Okuma (%50)] alanlarında metindeki açık kanıtın altını çizerek çöz. Günde 20 paragraf sorusu çöz; iki şık arasında kaldığında işaretleme yapmayıp boş bırak.</w:t>
             </w:r>
           </w:p>
           <w:p>
@@ -2076,7 +3295,7 @@
                 <w:b/>
                 <w:sz w:val="15"/>
               </w:rPr>
-              <w:t xml:space="preserve">Kanal: Hız Yayınları veya Ebubekir Hoca ile Türkçe | </w:t>
+              <w:t xml:space="preserve">Kanal: Hız Yayınları veya Ebubekir Hoca | </w:t>
             </w:r>
             <w:r>
               <w:rPr>
@@ -2140,7 +3359,7 @@
                 <w:color w:val="3C3C3C"/>
                 <w:sz w:val="15"/>
               </w:rPr>
-              <w:t>[Net: 5.33 | D: 6 | Y: 2 | B: 2 | Başarı: %53.3]</w:t>
+              <w:t>[Net: 6.33 | D: 7 | Y: 2 | B: 1 | Başarı: %63.3]</w:t>
             </w:r>
           </w:p>
         </w:tc>
@@ -2172,7 +3391,7 @@
               <w:rPr>
                 <w:sz w:val="15"/>
               </w:rPr>
-              <w:t>Mustafa Kemal'in Öğrenim Hayatı: %33 | Uyanan Avrupa ve Sarsılan Osmanlı: %67 | Mustafa Kemal'in Fikir Hayatını Etkileyen Olaylar: %100 | Mustafa Kemal'in Askerlik Hayatı: %67</w:t>
+              <w:t>20. Yüzyıl Başlarında Osmanlı: %33 | M. Kemal'in Fikir Hayatını Etkileyen Olay ve Kişiler: %50 | M. Kemal'in Çocukluk Dönemi ve Öğrenim Hayatı: %100 | M. Kemal'İn Askerlik Hayatı: %100</w:t>
             </w:r>
           </w:p>
           <w:p>
@@ -2191,7 +3410,7 @@
               <w:rPr>
                 <w:sz w:val="15"/>
               </w:rPr>
-              <w:t>Mustafa Kemal'in Öğrenim Hayatı (%33), Uyanan Avrupa ve Sarsılan Osmanlı (%67), Mustafa Kemal'in Askerlik Hayatı (%67)</w:t>
+              <w:t>20. Yüzyıl Başlarında Osmanlı (%33), M. Kemal'in Fikir Hayatını Etkileyen Olay ve Kişiler (%50)</w:t>
             </w:r>
           </w:p>
           <w:p>
@@ -2210,7 +3429,7 @@
               <w:rPr>
                 <w:sz w:val="15"/>
               </w:rPr>
-              <w:t>İnkılap Tarihi netin: 5.33 (6 Doğru, 2 Yanlış, 2 Boş). Hedeflenen seviyenin altında kalındı (5.33 Net). Pekiştirilmesi gereken [Mustafa Kemal'in Öğrenim Hayatı (%33), Uyanan Avrupa ve Sarsılan Osmanlı (%67), Mustafa Kemal'in Askerlik Hayatı (%67)] konularında kronoloji tablosu çıkar. Sorularda 'Yalnızca bu bilgiye göre' köklerine dikkat et; metne sadık kal. Haftalık 25 soru çöz.</w:t>
+              <w:t>İnkılap Tarihi netin: 6.33 (7 Doğru, 2 Yanlış, 1 Boş). Hedeflenen seviyenin altında kalındı (6.33 Net). Pekiştirilmesi gereken [20. Yüzyıl Başlarında Osmanlı (%33), M. Kemal'in Fikir Hayatını Etkileyen Olay ve Kişiler (%50)] konularında kronoloji tablosu çıkar. Sorularda 'Yalnızca bu bilgiye göre' köklerine dikkat et; metne sadık kal. Haftalık 25 soru çöz.</w:t>
             </w:r>
           </w:p>
           <w:p>
@@ -2294,7 +3513,7 @@
                 <w:color w:val="3C3C3C"/>
                 <w:sz w:val="15"/>
               </w:rPr>
-              <w:t>[Net: 0.33 | D: 1 | Y: 2 | B: 7 | Başarı: %3.3]</w:t>
+              <w:t>[Net: 3.67 | D: 5 | Y: 4 | B: 1 | Başarı: %36.7]</w:t>
             </w:r>
           </w:p>
         </w:tc>
@@ -2326,26 +3545,7 @@
               <w:rPr>
                 <w:sz w:val="15"/>
               </w:rPr>
-              <w:t>Kader ve Kaza İnancı: %0 | İnsanın İradesi ve Kader: %50 | Kader Kavramları (Ömür, Ecel, Rızık, Tevekkül): %0 | Ayet el-Kürsi ve Anlamı: %0 | Hz. Musa (A.S.) ve Mücadelesi: %0</w:t>
-            </w:r>
-          </w:p>
-          <w:p>
-            <w:pPr>
-              <w:spacing w:after="20"/>
-            </w:pPr>
-            <w:r>
-              <w:rPr>
-                <w:b/>
-                <w:color w:val="B41414"/>
-                <w:sz w:val="15"/>
-              </w:rPr>
-              <w:t xml:space="preserve">🔴 Sıfır Çekilen Kazanımlar (%0): </w:t>
-            </w:r>
-            <w:r>
-              <w:rPr>
-                <w:sz w:val="15"/>
-              </w:rPr>
-              <w:t>Kader ve Kaza İnancı, Kader Kavramları (Ömür, Ecel, Rızık, Tevekkül), Ayet el-Kürsi ve Anlamı, Hz. Musa (A.S.) ve Mücadelesi</w:t>
+              <w:t>Kaza Ve Kader: %40 | İnsanın Özgürlüğü Ve Sorumluluğu: %67 | Kaderle İlgili Kavramlar: %50</w:t>
             </w:r>
           </w:p>
           <w:p>
@@ -2364,7 +3564,7 @@
               <w:rPr>
                 <w:sz w:val="15"/>
               </w:rPr>
-              <w:t>İnsanın İradesi ve Kader (%50)</w:t>
+              <w:t>Kaza Ve Kader (%40), İnsanın Özgürlüğü Ve Sorumluluğu (%67), Kaderle İlgili Kavramlar (%50)</w:t>
             </w:r>
           </w:p>
           <w:p>
@@ -2383,7 +3583,7 @@
               <w:rPr>
                 <w:sz w:val="15"/>
               </w:rPr>
-              <w:t>Din Kültürü netin: 0.33 (1 Doğru, 2 Yanlış, 7 Boş). Din Kültürü netin (0.33) potansiyelinin altında. Sıfır çektiğin [Kader ve Kaza İnancı, Kader Kavramları (Ömür, Ecel, Rızık, Tevekkül), Ayet el-Kürsi ve Anlamı, Hz. Musa (A.S.) ve Mücadelesi] konusunu mutlaka tekrar et. Kavram karmaşası yaşanan [İnsanın İradesi ve Kader (%50)] alanlarına odaklan. Ömür, ecel, rızık, tevekkül, cüzi/külli irade kavramlarını sözlük kartlarına yazıp ezberle. Ayet-el Kürsi ana fikrine ve yasalara çalış.</w:t>
+              <w:t>Din Kültürü netin: 3.67 (5 Doğru, 4 Yanlış, 1 Boş). Din Kültürü netin (3.67) potansiyelinin altında. Kavram karmaşası yaşanan [Kaza Ve Kader (%40), İnsanın Özgürlüğü Ve Sorumluluğu (%67), Kaderle İlgili Kavramlar (%50)] alanlarına odaklan. Ömür, ecel, rızık, tevekkül, cüzi/külli irade kavramlarını sözlük kartlarına yazıp ezberle. Ayet-el Kürsi ana fikrine ve yasalara çalış.</w:t>
             </w:r>
           </w:p>
           <w:p>
@@ -2499,7 +3699,26 @@
               <w:rPr>
                 <w:sz w:val="15"/>
               </w:rPr>
-              <w:t>Davet Kartları / Mektupları (Invitation): %100 | Daveti Kabul &amp; Reddetme Kalıpları: %100 | Basit Sorular Sorma (Simple Inquiries): %50 | Friendship Okuduğunu Anlama: %100 | Kişisel Özellikler / Sıfatlar (Qualities): %33 | Mazeret Bildirme ve Özür Dileme: %100</w:t>
+              <w:t>Teklif Yapma, Kabul Etme, Özür Dileme: %100 | Frıendshıp: %50 | The Internet: %0 | Tercihleri İfade Etme: %100 | Soru Cümlesi: %100</w:t>
+            </w:r>
+          </w:p>
+          <w:p>
+            <w:pPr>
+              <w:spacing w:after="20"/>
+            </w:pPr>
+            <w:r>
+              <w:rPr>
+                <w:b/>
+                <w:color w:val="B41414"/>
+                <w:sz w:val="15"/>
+              </w:rPr>
+              <w:t xml:space="preserve">🔴 Sıfır Çekilen Kazanımlar (%0): </w:t>
+            </w:r>
+            <w:r>
+              <w:rPr>
+                <w:sz w:val="15"/>
+              </w:rPr>
+              <w:t>The Internet</w:t>
             </w:r>
           </w:p>
           <w:p>
@@ -2518,7 +3737,7 @@
               <w:rPr>
                 <w:sz w:val="15"/>
               </w:rPr>
-              <w:t>Basit Sorular Sorma (Simple Inquiries) (%50), Kişisel Özellikler / Sıfatlar (Qualities) (%33)</w:t>
+              <w:t>Frıendshıp (%50)</w:t>
             </w:r>
           </w:p>
           <w:p>
@@ -2537,7 +3756,7 @@
               <w:rPr>
                 <w:sz w:val="15"/>
               </w:rPr>
-              <w:t>İngilizce branş netin: 6.67 (7 Doğru, 1 Yanlış, 2 Boş). İngilizce branşında 6.67 net ile hedefin gerisinde kalındı. Pekiştirilmesi gereken [Basit Sorular Sorma (Simple Inquiries) (%50), Kişisel Özellikler / Sıfatlar (Qualities) (%33)] kalıplarını çalış. Davet etme (Would you like...), kabul/ret ve mazeret kalıplarını ve Friendship sıfatlarını her gün 5 kelime kartıyla çalış. Rastgele işaretleme yapma.</w:t>
+              <w:t>İngilizce branş netin: 6.67 (7 Doğru, 1 Yanlış, 2 Boş). İngilizce branşında 6.67 net ile hedefin gerisinde kalındı. Sıfır çektiğin [The Internet] soru kalıplarını tekrar et. Pekiştirilmesi gereken [Frıendshıp (%50)] kalıplarını çalış. Davet etme (Would you like...), kabul/ret ve mazeret kalıplarını ve Friendship sıfatlarını her gün 5 kelime kartıyla çalış. Rastgele işaretleme yapma.</w:t>
             </w:r>
           </w:p>
           <w:p>
@@ -2584,7 +3803,7 @@
           <w:color w:val="006666"/>
           <w:sz w:val="18"/>
         </w:rPr>
-        <w:t>3. KİŞİSELLEŞTİRİLMİŞ HEDEFLER VE EYLEM TAKVİMİ</w:t>
+        <w:t>4. KİŞİSELLEŞTİRİLMİŞ HEDEFLER VE EYLEM TAKVİMİ</w:t>
       </w:r>
     </w:p>
     <w:p>
@@ -2603,7 +3822,7 @@
         <w:rPr>
           <w:sz w:val="16"/>
         </w:rPr>
-        <w:t>37.84 Net (İlk hedefli konu tekrarları ve ödev kontrolü sonrası)</w:t>
+        <w:t>39.5 Net (İlk hedefli konu tekrarları ve ödev kontrolü sonrası)</w:t>
       </w:r>
     </w:p>
     <w:p>
@@ -2622,7 +3841,7 @@
         <w:rPr>
           <w:sz w:val="16"/>
         </w:rPr>
-        <w:t>42.34 Net (Ölçülebilir bir sonraki resmi deneme sınavı hedefi)</w:t>
+        <w:t>44.0 Net (Ölçülebilir bir sonraki resmi deneme sınavı hedefi)</w:t>
       </w:r>
     </w:p>
     <w:p>
